--- a/docs/hub/estate/Faculty of Health and Education/Department of Education/NSS Response/Action plan versions/Copy of action plan final.docx
+++ b/docs/hub/estate/Faculty of Health and Education/Department of Education/NSS Response/Action plan versions/Copy of action plan final.docx
@@ -27,13 +27,13 @@
     <w:p>
       <w:r>
         <w:rPr/>
-        <w:t>this plan is about the department's assessment and feedback practice. it is not a response to a fall in the department's nss scores, because the department does not have nss scores: our programmes are two years and the nss surveys finalists on three year programmes. the faculty figure the dean saw is the department of health's figure. erra measurine's deep dive (17 october) says this and i am saying it here on page one so that nobody reads this plan as evidence that education's scores fell. they did not. they do not exist</w:t>
+        <w:t>this plan is about the department's assessment and feedback practice. it is not a response to a fall in the department's nss scores, because the department's scores did not fall: assessment and feedback went up a little on all three of our programmes. the faculty figure the dean saw fell because of the department of health's programmes. erra measurine's deep dive (17 october) says this and i am saying it here on page one so that nobody reads this plan as evidence that education's scores fell. they did not</w:t>
       </w:r>
     </w:p>
     <w:p>
       <w:r>
         <w:rPr/>
-        <w:t>the baseline for this plan is the annual enrolment survey, which covers all our students. support satisfaction and belonging for education are flat over five years. we would like them not to be flat</w:t>
+        <w:t>the baseline for this plan is our own nss line plus the annual enrolment survey, which covers all our students, not just finalists. support satisfaction and belonging for education are flat over five years. we would like them not to be flat</w:t>
       </w:r>
     </w:p>
     <w:p>
@@ -393,7 +393,7 @@
     <w:p>
       <w:r>
         <w:rPr/>
-        <w:t>we will not set a target for a score we do not have. we will not write a separate plan for each programme; this is one department. we will not introduce weekly clinics; we do not have the staff and fortnightly is what we agreed (the auto-generated summary of the nss pack that was circulated in october said weekly from january. it was wrong and has been corrected)</w:t>
+        <w:t>we will not set a target for a score that is already going the right way; we will hold it. we will not write a separate plan for each programme; this is one department. we will not introduce weekly clinics; we do not have the staff and fortnightly is what we agreed (the auto-generated summary of the nss pack that was circulated in october said weekly from january. it was wrong and has been corrected)</w:t>
       </w:r>
     </w:p>
     <w:p>
